--- a/klagomål/A 58115-2025 FSC-klagomål.docx
+++ b/klagomål/A 58115-2025 FSC-klagomål.docx
@@ -817,7 +817,7 @@
     <w:r>
       <w:tab/>
       <w:tab/>
-      <w:t>2025-11-22</w:t>
+      <w:t>2025-11-23</w:t>
       <w:br/>
       <w:br/>
     </w:r>

--- a/klagomål/A 58115-2025 FSC-klagomål.docx
+++ b/klagomål/A 58115-2025 FSC-klagomål.docx
@@ -817,7 +817,7 @@
     <w:r>
       <w:tab/>
       <w:tab/>
-      <w:t>2025-11-23</w:t>
+      <w:t>2025-11-24</w:t>
       <w:br/>
       <w:br/>
     </w:r>

--- a/klagomål/A 58115-2025 FSC-klagomål.docx
+++ b/klagomål/A 58115-2025 FSC-klagomål.docx
@@ -817,7 +817,7 @@
     <w:r>
       <w:tab/>
       <w:tab/>
-      <w:t>2025-11-24</w:t>
+      <w:t>2025-11-25</w:t>
       <w:br/>
       <w:br/>
     </w:r>

--- a/klagomål/A 58115-2025 FSC-klagomål.docx
+++ b/klagomål/A 58115-2025 FSC-klagomål.docx
@@ -817,7 +817,7 @@
     <w:r>
       <w:tab/>
       <w:tab/>
-      <w:t>2025-11-25</w:t>
+      <w:t>2025-11-26</w:t>
       <w:br/>
       <w:br/>
     </w:r>

--- a/klagomål/A 58115-2025 FSC-klagomål.docx
+++ b/klagomål/A 58115-2025 FSC-klagomål.docx
@@ -817,7 +817,7 @@
     <w:r>
       <w:tab/>
       <w:tab/>
-      <w:t>2025-11-26</w:t>
+      <w:t>2025-11-27</w:t>
       <w:br/>
       <w:br/>
     </w:r>

--- a/klagomål/A 58115-2025 FSC-klagomål.docx
+++ b/klagomål/A 58115-2025 FSC-klagomål.docx
@@ -817,7 +817,7 @@
     <w:r>
       <w:tab/>
       <w:tab/>
-      <w:t>2025-11-27</w:t>
+      <w:t>2025-11-28</w:t>
       <w:br/>
       <w:br/>
     </w:r>

--- a/klagomål/A 58115-2025 FSC-klagomål.docx
+++ b/klagomål/A 58115-2025 FSC-klagomål.docx
@@ -817,7 +817,7 @@
     <w:r>
       <w:tab/>
       <w:tab/>
-      <w:t>2025-11-28</w:t>
+      <w:t>2025-11-29</w:t>
       <w:br/>
       <w:br/>
     </w:r>

--- a/klagomål/A 58115-2025 FSC-klagomål.docx
+++ b/klagomål/A 58115-2025 FSC-klagomål.docx
@@ -817,7 +817,7 @@
     <w:r>
       <w:tab/>
       <w:tab/>
-      <w:t>2025-11-29</w:t>
+      <w:t>2025-11-30</w:t>
       <w:br/>
       <w:br/>
     </w:r>

--- a/klagomål/A 58115-2025 FSC-klagomål.docx
+++ b/klagomål/A 58115-2025 FSC-klagomål.docx
@@ -817,7 +817,7 @@
     <w:r>
       <w:tab/>
       <w:tab/>
-      <w:t>2025-11-30</w:t>
+      <w:t>2025-12-01</w:t>
       <w:br/>
       <w:br/>
     </w:r>

--- a/klagomål/A 58115-2025 FSC-klagomål.docx
+++ b/klagomål/A 58115-2025 FSC-klagomål.docx
@@ -817,7 +817,7 @@
     <w:r>
       <w:tab/>
       <w:tab/>
-      <w:t>2025-12-01</w:t>
+      <w:t>2025-12-02</w:t>
       <w:br/>
       <w:br/>
     </w:r>

--- a/klagomål/A 58115-2025 FSC-klagomål.docx
+++ b/klagomål/A 58115-2025 FSC-klagomål.docx
@@ -817,7 +817,7 @@
     <w:r>
       <w:tab/>
       <w:tab/>
-      <w:t>2025-12-02</w:t>
+      <w:t>2025-12-03</w:t>
       <w:br/>
       <w:br/>
     </w:r>

--- a/klagomål/A 58115-2025 FSC-klagomål.docx
+++ b/klagomål/A 58115-2025 FSC-klagomål.docx
@@ -817,7 +817,7 @@
     <w:r>
       <w:tab/>
       <w:tab/>
-      <w:t>2025-12-03</w:t>
+      <w:t>2025-12-04</w:t>
       <w:br/>
       <w:br/>
     </w:r>

--- a/klagomål/A 58115-2025 FSC-klagomål.docx
+++ b/klagomål/A 58115-2025 FSC-klagomål.docx
@@ -817,7 +817,7 @@
     <w:r>
       <w:tab/>
       <w:tab/>
-      <w:t>2025-12-04</w:t>
+      <w:t>2025-12-05</w:t>
       <w:br/>
       <w:br/>
     </w:r>

--- a/klagomål/A 58115-2025 FSC-klagomål.docx
+++ b/klagomål/A 58115-2025 FSC-klagomål.docx
@@ -817,7 +817,7 @@
     <w:r>
       <w:tab/>
       <w:tab/>
-      <w:t>2025-12-05</w:t>
+      <w:t>2025-12-06</w:t>
       <w:br/>
       <w:br/>
     </w:r>

--- a/klagomål/A 58115-2025 FSC-klagomål.docx
+++ b/klagomål/A 58115-2025 FSC-klagomål.docx
@@ -817,7 +817,7 @@
     <w:r>
       <w:tab/>
       <w:tab/>
-      <w:t>2025-12-06</w:t>
+      <w:t>2025-12-07</w:t>
       <w:br/>
       <w:br/>
     </w:r>

--- a/klagomål/A 58115-2025 FSC-klagomål.docx
+++ b/klagomål/A 58115-2025 FSC-klagomål.docx
@@ -817,7 +817,7 @@
     <w:r>
       <w:tab/>
       <w:tab/>
-      <w:t>2025-12-07</w:t>
+      <w:t>2025-12-08</w:t>
       <w:br/>
       <w:br/>
     </w:r>

--- a/klagomål/A 58115-2025 FSC-klagomål.docx
+++ b/klagomål/A 58115-2025 FSC-klagomål.docx
@@ -817,7 +817,7 @@
     <w:r>
       <w:tab/>
       <w:tab/>
-      <w:t>2025-12-08</w:t>
+      <w:t>2025-12-09</w:t>
       <w:br/>
       <w:br/>
     </w:r>

--- a/klagomål/A 58115-2025 FSC-klagomål.docx
+++ b/klagomål/A 58115-2025 FSC-klagomål.docx
@@ -817,7 +817,7 @@
     <w:r>
       <w:tab/>
       <w:tab/>
-      <w:t>2025-12-09</w:t>
+      <w:t>2025-12-10</w:t>
       <w:br/>
       <w:br/>
     </w:r>

--- a/klagomål/A 58115-2025 FSC-klagomål.docx
+++ b/klagomål/A 58115-2025 FSC-klagomål.docx
@@ -817,7 +817,7 @@
     <w:r>
       <w:tab/>
       <w:tab/>
-      <w:t>2025-12-10</w:t>
+      <w:t>2025-12-11</w:t>
       <w:br/>
       <w:br/>
     </w:r>

--- a/klagomål/A 58115-2025 FSC-klagomål.docx
+++ b/klagomål/A 58115-2025 FSC-klagomål.docx
@@ -817,7 +817,7 @@
     <w:r>
       <w:tab/>
       <w:tab/>
-      <w:t>2025-12-11</w:t>
+      <w:t>2025-12-12</w:t>
       <w:br/>
       <w:br/>
     </w:r>

--- a/klagomål/A 58115-2025 FSC-klagomål.docx
+++ b/klagomål/A 58115-2025 FSC-klagomål.docx
@@ -817,7 +817,7 @@
     <w:r>
       <w:tab/>
       <w:tab/>
-      <w:t>2025-12-12</w:t>
+      <w:t>2025-12-13</w:t>
       <w:br/>
       <w:br/>
     </w:r>

--- a/klagomål/A 58115-2025 FSC-klagomål.docx
+++ b/klagomål/A 58115-2025 FSC-klagomål.docx
@@ -817,7 +817,7 @@
     <w:r>
       <w:tab/>
       <w:tab/>
-      <w:t>2025-12-19</w:t>
+      <w:t>2025-12-20</w:t>
       <w:br/>
       <w:br/>
     </w:r>

--- a/klagomål/A 58115-2025 FSC-klagomål.docx
+++ b/klagomål/A 58115-2025 FSC-klagomål.docx
@@ -817,7 +817,7 @@
     <w:r>
       <w:tab/>
       <w:tab/>
-      <w:t>2025-12-20</w:t>
+      <w:t>2025-12-21</w:t>
       <w:br/>
       <w:br/>
     </w:r>

--- a/klagomål/A 58115-2025 FSC-klagomål.docx
+++ b/klagomål/A 58115-2025 FSC-klagomål.docx
@@ -817,7 +817,7 @@
     <w:r>
       <w:tab/>
       <w:tab/>
-      <w:t>2025-12-21</w:t>
+      <w:t>2025-12-22</w:t>
       <w:br/>
       <w:br/>
     </w:r>

--- a/klagomål/A 58115-2025 FSC-klagomål.docx
+++ b/klagomål/A 58115-2025 FSC-klagomål.docx
@@ -817,7 +817,7 @@
     <w:r>
       <w:tab/>
       <w:tab/>
-      <w:t>2025-12-22</w:t>
+      <w:t>2025-12-26</w:t>
       <w:br/>
       <w:br/>
     </w:r>

--- a/klagomål/A 58115-2025 FSC-klagomål.docx
+++ b/klagomål/A 58115-2025 FSC-klagomål.docx
@@ -817,7 +817,7 @@
     <w:r>
       <w:tab/>
       <w:tab/>
-      <w:t>2025-12-26</w:t>
+      <w:t>2025-12-28</w:t>
       <w:br/>
       <w:br/>
     </w:r>

--- a/klagomål/A 58115-2025 FSC-klagomål.docx
+++ b/klagomål/A 58115-2025 FSC-klagomål.docx
@@ -817,7 +817,7 @@
     <w:r>
       <w:tab/>
       <w:tab/>
-      <w:t>2025-12-28</w:t>
+      <w:t>2025-12-29</w:t>
       <w:br/>
       <w:br/>
     </w:r>

--- a/klagomål/A 58115-2025 FSC-klagomål.docx
+++ b/klagomål/A 58115-2025 FSC-klagomål.docx
@@ -817,7 +817,7 @@
     <w:r>
       <w:tab/>
       <w:tab/>
-      <w:t>2025-12-29</w:t>
+      <w:t>2025-12-30</w:t>
       <w:br/>
       <w:br/>
     </w:r>

--- a/klagomål/A 58115-2025 FSC-klagomål.docx
+++ b/klagomål/A 58115-2025 FSC-klagomål.docx
@@ -817,7 +817,7 @@
     <w:r>
       <w:tab/>
       <w:tab/>
-      <w:t>2025-12-30</w:t>
+      <w:t>2025-12-31</w:t>
       <w:br/>
       <w:br/>
     </w:r>

--- a/klagomål/A 58115-2025 FSC-klagomål.docx
+++ b/klagomål/A 58115-2025 FSC-klagomål.docx
@@ -817,7 +817,7 @@
     <w:r>
       <w:tab/>
       <w:tab/>
-      <w:t>2025-12-31</w:t>
+      <w:t>2026-01-03</w:t>
       <w:br/>
       <w:br/>
     </w:r>

--- a/klagomål/A 58115-2025 FSC-klagomål.docx
+++ b/klagomål/A 58115-2025 FSC-klagomål.docx
@@ -817,7 +817,7 @@
     <w:r>
       <w:tab/>
       <w:tab/>
-      <w:t>2026-01-07</w:t>
+      <w:t>2026-01-08</w:t>
       <w:br/>
       <w:br/>
     </w:r>

--- a/klagomål/A 58115-2025 FSC-klagomål.docx
+++ b/klagomål/A 58115-2025 FSC-klagomål.docx
@@ -817,7 +817,7 @@
     <w:r>
       <w:tab/>
       <w:tab/>
-      <w:t>2026-01-08</w:t>
+      <w:t>2026-01-09</w:t>
       <w:br/>
       <w:br/>
     </w:r>

--- a/klagomål/A 58115-2025 FSC-klagomål.docx
+++ b/klagomål/A 58115-2025 FSC-klagomål.docx
@@ -817,7 +817,7 @@
     <w:r>
       <w:tab/>
       <w:tab/>
-      <w:t>2026-01-09</w:t>
+      <w:t>2026-01-10</w:t>
       <w:br/>
       <w:br/>
     </w:r>

--- a/klagomål/A 58115-2025 FSC-klagomål.docx
+++ b/klagomål/A 58115-2025 FSC-klagomål.docx
@@ -817,7 +817,7 @@
     <w:r>
       <w:tab/>
       <w:tab/>
-      <w:t>2026-01-10</w:t>
+      <w:t>2026-01-11</w:t>
       <w:br/>
       <w:br/>
     </w:r>

--- a/klagomål/A 58115-2025 FSC-klagomål.docx
+++ b/klagomål/A 58115-2025 FSC-klagomål.docx
@@ -817,7 +817,7 @@
     <w:r>
       <w:tab/>
       <w:tab/>
-      <w:t>2026-01-11</w:t>
+      <w:t>2026-01-12</w:t>
       <w:br/>
       <w:br/>
     </w:r>

--- a/klagomål/A 58115-2025 FSC-klagomål.docx
+++ b/klagomål/A 58115-2025 FSC-klagomål.docx
@@ -817,7 +817,7 @@
     <w:r>
       <w:tab/>
       <w:tab/>
-      <w:t>2026-01-12</w:t>
+      <w:t>2026-01-13</w:t>
       <w:br/>
       <w:br/>
     </w:r>

--- a/klagomål/A 58115-2025 FSC-klagomål.docx
+++ b/klagomål/A 58115-2025 FSC-klagomål.docx
@@ -817,7 +817,7 @@
     <w:r>
       <w:tab/>
       <w:tab/>
-      <w:t>2026-01-13</w:t>
+      <w:t>2026-01-14</w:t>
       <w:br/>
       <w:br/>
     </w:r>

--- a/klagomål/A 58115-2025 FSC-klagomål.docx
+++ b/klagomål/A 58115-2025 FSC-klagomål.docx
@@ -817,7 +817,7 @@
     <w:r>
       <w:tab/>
       <w:tab/>
-      <w:t>2026-01-14</w:t>
+      <w:t>2026-01-15</w:t>
       <w:br/>
       <w:br/>
     </w:r>

--- a/klagomål/A 58115-2025 FSC-klagomål.docx
+++ b/klagomål/A 58115-2025 FSC-klagomål.docx
@@ -817,7 +817,7 @@
     <w:r>
       <w:tab/>
       <w:tab/>
-      <w:t>2026-01-15</w:t>
+      <w:t>2026-01-16</w:t>
       <w:br/>
       <w:br/>
     </w:r>

--- a/klagomål/A 58115-2025 FSC-klagomål.docx
+++ b/klagomål/A 58115-2025 FSC-klagomål.docx
@@ -817,7 +817,7 @@
     <w:r>
       <w:tab/>
       <w:tab/>
-      <w:t>2026-01-16</w:t>
+      <w:t>2026-01-17</w:t>
       <w:br/>
       <w:br/>
     </w:r>

--- a/klagomål/A 58115-2025 FSC-klagomål.docx
+++ b/klagomål/A 58115-2025 FSC-klagomål.docx
@@ -817,7 +817,7 @@
     <w:r>
       <w:tab/>
       <w:tab/>
-      <w:t>2026-01-17</w:t>
+      <w:t>2026-01-18</w:t>
       <w:br/>
       <w:br/>
     </w:r>

--- a/klagomål/A 58115-2025 FSC-klagomål.docx
+++ b/klagomål/A 58115-2025 FSC-klagomål.docx
@@ -817,7 +817,7 @@
     <w:r>
       <w:tab/>
       <w:tab/>
-      <w:t>2026-01-18</w:t>
+      <w:t>2026-01-19</w:t>
       <w:br/>
       <w:br/>
     </w:r>

--- a/klagomål/A 58115-2025 FSC-klagomål.docx
+++ b/klagomål/A 58115-2025 FSC-klagomål.docx
@@ -817,7 +817,7 @@
     <w:r>
       <w:tab/>
       <w:tab/>
-      <w:t>2026-01-19</w:t>
+      <w:t>2026-01-20</w:t>
       <w:br/>
       <w:br/>
     </w:r>

--- a/klagomål/A 58115-2025 FSC-klagomål.docx
+++ b/klagomål/A 58115-2025 FSC-klagomål.docx
@@ -817,7 +817,7 @@
     <w:r>
       <w:tab/>
       <w:tab/>
-      <w:t>2026-01-20</w:t>
+      <w:t>2026-01-21</w:t>
       <w:br/>
       <w:br/>
     </w:r>

--- a/klagomål/A 58115-2025 FSC-klagomål.docx
+++ b/klagomål/A 58115-2025 FSC-klagomål.docx
@@ -817,7 +817,7 @@
     <w:r>
       <w:tab/>
       <w:tab/>
-      <w:t>2026-01-21</w:t>
+      <w:t>2026-01-23</w:t>
       <w:br/>
       <w:br/>
     </w:r>

--- a/klagomål/A 58115-2025 FSC-klagomål.docx
+++ b/klagomål/A 58115-2025 FSC-klagomål.docx
@@ -817,7 +817,7 @@
     <w:r>
       <w:tab/>
       <w:tab/>
-      <w:t>2026-01-23</w:t>
+      <w:t>2026-01-24</w:t>
       <w:br/>
       <w:br/>
     </w:r>

--- a/klagomål/A 58115-2025 FSC-klagomål.docx
+++ b/klagomål/A 58115-2025 FSC-klagomål.docx
@@ -817,7 +817,7 @@
     <w:r>
       <w:tab/>
       <w:tab/>
-      <w:t>2026-01-24</w:t>
+      <w:t>2026-01-25</w:t>
       <w:br/>
       <w:br/>
     </w:r>

--- a/klagomål/A 58115-2025 FSC-klagomål.docx
+++ b/klagomål/A 58115-2025 FSC-klagomål.docx
@@ -817,7 +817,7 @@
     <w:r>
       <w:tab/>
       <w:tab/>
-      <w:t>2026-01-25</w:t>
+      <w:t>2026-01-26</w:t>
       <w:br/>
       <w:br/>
     </w:r>

--- a/klagomål/A 58115-2025 FSC-klagomål.docx
+++ b/klagomål/A 58115-2025 FSC-klagomål.docx
@@ -817,7 +817,7 @@
     <w:r>
       <w:tab/>
       <w:tab/>
-      <w:t>2026-01-26</w:t>
+      <w:t>2026-01-27</w:t>
       <w:br/>
       <w:br/>
     </w:r>

--- a/klagomål/A 58115-2025 FSC-klagomål.docx
+++ b/klagomål/A 58115-2025 FSC-klagomål.docx
@@ -817,7 +817,7 @@
     <w:r>
       <w:tab/>
       <w:tab/>
-      <w:t>2026-01-27</w:t>
+      <w:t>2026-01-28</w:t>
       <w:br/>
       <w:br/>
     </w:r>

--- a/klagomål/A 58115-2025 FSC-klagomål.docx
+++ b/klagomål/A 58115-2025 FSC-klagomål.docx
@@ -871,7 +871,7 @@
     <w:r>
       <w:tab/>
       <w:tab/>
-      <w:t>2026-03-13</w:t>
+      <w:t>2026-03-16</w:t>
       <w:br/>
       <w:br/>
     </w:r>

--- a/klagomål/A 58115-2025 FSC-klagomål.docx
+++ b/klagomål/A 58115-2025 FSC-klagomål.docx
@@ -871,7 +871,7 @@
     <w:r>
       <w:tab/>
       <w:tab/>
-      <w:t>2026-03-16</w:t>
+      <w:t>2026-03-17</w:t>
       <w:br/>
       <w:br/>
     </w:r>

--- a/klagomål/A 58115-2025 FSC-klagomål.docx
+++ b/klagomål/A 58115-2025 FSC-klagomål.docx
@@ -871,7 +871,7 @@
     <w:r>
       <w:tab/>
       <w:tab/>
-      <w:t>2026-03-17</w:t>
+      <w:t>2026-03-18</w:t>
       <w:br/>
       <w:br/>
     </w:r>

--- a/klagomål/A 58115-2025 FSC-klagomål.docx
+++ b/klagomål/A 58115-2025 FSC-klagomål.docx
@@ -871,7 +871,7 @@
     <w:r>
       <w:tab/>
       <w:tab/>
-      <w:t>2026-03-18</w:t>
+      <w:t>2026-03-19</w:t>
       <w:br/>
       <w:br/>
     </w:r>

--- a/klagomål/A 58115-2025 FSC-klagomål.docx
+++ b/klagomål/A 58115-2025 FSC-klagomål.docx
@@ -871,7 +871,7 @@
     <w:r>
       <w:tab/>
       <w:tab/>
-      <w:t>2026-03-19</w:t>
+      <w:t>2026-03-20</w:t>
       <w:br/>
       <w:br/>
     </w:r>

--- a/klagomål/A 58115-2025 FSC-klagomål.docx
+++ b/klagomål/A 58115-2025 FSC-klagomål.docx
@@ -871,7 +871,7 @@
     <w:r>
       <w:tab/>
       <w:tab/>
-      <w:t>2026-03-20</w:t>
+      <w:t>2026-03-21</w:t>
       <w:br/>
       <w:br/>
     </w:r>

--- a/klagomål/A 58115-2025 FSC-klagomål.docx
+++ b/klagomål/A 58115-2025 FSC-klagomål.docx
@@ -871,7 +871,7 @@
     <w:r>
       <w:tab/>
       <w:tab/>
-      <w:t>2026-03-21</w:t>
+      <w:t>2026-03-22</w:t>
       <w:br/>
       <w:br/>
     </w:r>

--- a/klagomål/A 58115-2025 FSC-klagomål.docx
+++ b/klagomål/A 58115-2025 FSC-klagomål.docx
@@ -871,7 +871,7 @@
     <w:r>
       <w:tab/>
       <w:tab/>
-      <w:t>2026-03-22</w:t>
+      <w:t>2026-03-23</w:t>
       <w:br/>
       <w:br/>
     </w:r>

--- a/klagomål/A 58115-2025 FSC-klagomål.docx
+++ b/klagomål/A 58115-2025 FSC-klagomål.docx
@@ -871,7 +871,7 @@
     <w:r>
       <w:tab/>
       <w:tab/>
-      <w:t>2026-03-23</w:t>
+      <w:t>2026-03-24</w:t>
       <w:br/>
       <w:br/>
     </w:r>

--- a/klagomål/A 58115-2025 FSC-klagomål.docx
+++ b/klagomål/A 58115-2025 FSC-klagomål.docx
@@ -871,7 +871,7 @@
     <w:r>
       <w:tab/>
       <w:tab/>
-      <w:t>2026-03-24</w:t>
+      <w:t>2026-03-25</w:t>
       <w:br/>
       <w:br/>
     </w:r>

--- a/klagomål/A 58115-2025 FSC-klagomål.docx
+++ b/klagomål/A 58115-2025 FSC-klagomål.docx
@@ -871,7 +871,7 @@
     <w:r>
       <w:tab/>
       <w:tab/>
-      <w:t>2026-03-25</w:t>
+      <w:t>2026-03-26</w:t>
       <w:br/>
       <w:br/>
     </w:r>

--- a/klagomål/A 58115-2025 FSC-klagomål.docx
+++ b/klagomål/A 58115-2025 FSC-klagomål.docx
@@ -871,7 +871,7 @@
     <w:r>
       <w:tab/>
       <w:tab/>
-      <w:t>2026-03-26</w:t>
+      <w:t>2026-03-27</w:t>
       <w:br/>
       <w:br/>
     </w:r>

--- a/klagomål/A 58115-2025 FSC-klagomål.docx
+++ b/klagomål/A 58115-2025 FSC-klagomål.docx
@@ -871,7 +871,7 @@
     <w:r>
       <w:tab/>
       <w:tab/>
-      <w:t>2026-03-27</w:t>
+      <w:t>2026-03-28</w:t>
       <w:br/>
       <w:br/>
     </w:r>

--- a/klagomål/A 58115-2025 FSC-klagomål.docx
+++ b/klagomål/A 58115-2025 FSC-klagomål.docx
@@ -871,7 +871,7 @@
     <w:r>
       <w:tab/>
       <w:tab/>
-      <w:t>2026-03-28</w:t>
+      <w:t>2026-03-29</w:t>
       <w:br/>
       <w:br/>
     </w:r>

--- a/klagomål/A 58115-2025 FSC-klagomål.docx
+++ b/klagomål/A 58115-2025 FSC-klagomål.docx
@@ -871,7 +871,7 @@
     <w:r>
       <w:tab/>
       <w:tab/>
-      <w:t>2026-03-29</w:t>
+      <w:t>2026-03-30</w:t>
       <w:br/>
       <w:br/>
     </w:r>

--- a/klagomål/A 58115-2025 FSC-klagomål.docx
+++ b/klagomål/A 58115-2025 FSC-klagomål.docx
@@ -871,7 +871,7 @@
     <w:r>
       <w:tab/>
       <w:tab/>
-      <w:t>2026-03-30</w:t>
+      <w:t>2026-03-31</w:t>
       <w:br/>
       <w:br/>
     </w:r>

--- a/klagomål/A 58115-2025 FSC-klagomål.docx
+++ b/klagomål/A 58115-2025 FSC-klagomål.docx
@@ -871,7 +871,7 @@
     <w:r>
       <w:tab/>
       <w:tab/>
-      <w:t>2026-03-31</w:t>
+      <w:t>2026-04-01</w:t>
       <w:br/>
       <w:br/>
     </w:r>

--- a/klagomål/A 58115-2025 FSC-klagomål.docx
+++ b/klagomål/A 58115-2025 FSC-klagomål.docx
@@ -871,7 +871,7 @@
     <w:r>
       <w:tab/>
       <w:tab/>
-      <w:t>2026-04-01</w:t>
+      <w:t>2026-04-02</w:t>
       <w:br/>
       <w:br/>
     </w:r>

--- a/klagomål/A 58115-2025 FSC-klagomål.docx
+++ b/klagomål/A 58115-2025 FSC-klagomål.docx
@@ -871,7 +871,7 @@
     <w:r>
       <w:tab/>
       <w:tab/>
-      <w:t>2026-04-02</w:t>
+      <w:t>2026-04-03</w:t>
       <w:br/>
       <w:br/>
     </w:r>

--- a/klagomål/A 58115-2025 FSC-klagomål.docx
+++ b/klagomål/A 58115-2025 FSC-klagomål.docx
@@ -871,7 +871,7 @@
     <w:r>
       <w:tab/>
       <w:tab/>
-      <w:t>2026-04-03</w:t>
+      <w:t>2026-04-04</w:t>
       <w:br/>
       <w:br/>
     </w:r>

--- a/klagomål/A 58115-2025 FSC-klagomål.docx
+++ b/klagomål/A 58115-2025 FSC-klagomål.docx
@@ -871,7 +871,7 @@
     <w:r>
       <w:tab/>
       <w:tab/>
-      <w:t>2026-04-04</w:t>
+      <w:t>2026-04-05</w:t>
       <w:br/>
       <w:br/>
     </w:r>

--- a/klagomål/A 58115-2025 FSC-klagomål.docx
+++ b/klagomål/A 58115-2025 FSC-klagomål.docx
@@ -871,7 +871,7 @@
     <w:r>
       <w:tab/>
       <w:tab/>
-      <w:t>2026-04-05</w:t>
+      <w:t>2026-04-06</w:t>
       <w:br/>
       <w:br/>
     </w:r>

--- a/klagomål/A 58115-2025 FSC-klagomål.docx
+++ b/klagomål/A 58115-2025 FSC-klagomål.docx
@@ -251,10 +251,10 @@
         <w:rPr>
           <w:b/>
         </w:rPr>
-        <w:t>Garnlav (NT)</w:t>
+        <w:t>Garnlav (VU)</w:t>
       </w:r>
       <w:r>
-        <w:t xml:space="preserve"> är en utpräglad barrskogsart som ibland kan drapera träden i norrländska grannaturskogar med hög luftfuktighet. Den förekommer även i talldominerade bestånd där den, förutom i trädens grenverk, påträffas hängande över ojämnheter i tallbarken. Arten har minskat starkt i södra och mellersta Sverige och den minskar även i sitt nordliga utbredningsområde. Orsaken till tillbakagången beror främst på slutavverkningar av naturskogsartade skogar. Bestånd med riklig förekomst bör regelmässigt sparas. Garnlav är värdväxt för den mycket sällsynta och akut hotade fjärilen barrskogslavfly (CR) som hör hemma i boreala barrskogar med riklig förekomst av värdväxten. Tidigare kunde arten konstateras årligen på flera platser vid Dala-Floda i Dalarna innan lokalerna kalavverkades. Senaste fyndet i landet av barrskogslavfly är från år 2000 då den påträffades vid Högberget i Sollefteå kommun. Garnlav är typisk art för </w:t>
+        <w:t xml:space="preserve"> är en utpräglad barrskogsart som ibland kan drapera träden i norrländska grannaturskogar med hög luftfuktighet. Den förekommer även i talldominerade bestånd där den, förutom i trädens grenverk, påträffas hängande över ojämnheter i tallbarken. Arten har minskat starkt i södra och mellersta Sverige och den minskar även i sitt nordliga utbredningsområde. Minskningstakten uppgår till 30 (20–50) % inom 50 år och överstiger gränsvärdet för Sårbar (VU). Orsaken till tillbakagången beror främst på slutavverkningar av naturskogsartade skogar. Bestånd med riklig förekomst bör regelmässigt sparas, vilket även gynnar flera andra sällsynta och rödlistade arter. Garnlav är värdväxt för den mycket sällsynta och akut hotade fjärilen barrskogslavfly (CR) som hör hemma i boreala barrskogar med riklig förekomst av värdväxten. Tidigare kunde arten konstateras årligen på flera platser vid Dala-Floda i Dalarna innan lokalerna kalavverkades. Senaste fyndet i landet av barrskogslavfly är från år 2000 då den påträffades vid Högberget i Sollefteå kommun. Garnlav är typisk art för </w:t>
       </w:r>
       <w:r>
         <w:rPr>
@@ -272,7 +272,7 @@
         <w:t xml:space="preserve"> 9070 Trädklädd betesmark</w:t>
       </w:r>
       <w:r>
-        <w:t xml:space="preserve"> (SLU Artdatabanken, 2024).</w:t>
+        <w:t xml:space="preserve"> (SLU Artdatabanken, 2026).</w:t>
       </w:r>
     </w:p>
     <w:p>
@@ -283,25 +283,34 @@
         <w:t>Lunglav (NT)</w:t>
       </w:r>
       <w:r>
-        <w:t xml:space="preserve"> är en av vårt lands främsta signalarter som överallt indikerar gamla lövträd, skogsbestånd med höga naturvärden och ekosystem med långskoglig kontinuitet. Lokalt kan förekomsten vara mycket riklig men den hittas nästan enbart i gamla och ej slutavverkade skogar. Artens samtliga förekomster bör uppmärksammas från naturvårdssynpunkt, då många lokaler även hyser andra ovanliga och rödlistade arter. Rikliga förekomster bör skyddas med biotopskydd, frivilliga avsättningar eller reservat. Det finns ett antal sällsynta lavparasiter som växer på lunglav: lunglavsknapp (VU), skrovelmössing (DD), lunglavshårprick (DD), </w:t>
+        <w:t xml:space="preserve"> är en av vårt lands främsta signalarter som överallt indikerar gamla lövträd, skogsbestånd med höga naturvärden och ekosystem med långskoglig kontinuitet. Lokalt kan förekomsten vara mycket riklig men den hittas nästan enbart i gamla och ej slutavverkade skogar. Artens samtliga förekomster bör uppmärksammas från naturvårdssynpunkt, då många lokaler även hyser andra ovanliga och rödlistade arter. Rikliga förekomster bör skyddas med biotopskydd, frivilliga avsättningar eller reservat. På lunglav kan de sällsynta lavparasiterna lunglavshårprick (CR), </w:t>
       </w:r>
       <w:r>
         <w:rPr>
           <w:i/>
         </w:rPr>
-        <w:t>Calycina alstrupii</w:t>
+        <w:t>Abrothallus diederichii</w:t>
       </w:r>
       <w:r>
-        <w:t xml:space="preserve"> (NA) och </w:t>
+        <w:t xml:space="preserve"> (VU), </w:t>
       </w:r>
       <w:r>
         <w:rPr>
           <w:i/>
         </w:rPr>
-        <w:t>Chalara lobariae</w:t>
+        <w:t>Abrothallus lobariae</w:t>
       </w:r>
       <w:r>
-        <w:t xml:space="preserve"> (NA). Lunglav är typisk art för </w:t>
+        <w:t xml:space="preserve"> (VU), </w:t>
+      </w:r>
+      <w:r>
+        <w:rPr>
+          <w:i/>
+        </w:rPr>
+        <w:t>Calycina lobariae</w:t>
+      </w:r>
+      <w:r>
+        <w:t xml:space="preserve"> (VU), lunglavsknapp (VU) och skrovelmössing (VU) påträffas. Lunglav är typisk art för </w:t>
       </w:r>
       <w:r>
         <w:rPr>
@@ -319,7 +328,7 @@
         <w:t xml:space="preserve"> 6530 Lövängar</w:t>
       </w:r>
       <w:r>
-        <w:t xml:space="preserve"> (SLU Artdatabanken, 2025; SLU Artdatabanken, 2024; Nitare &amp; Skogsstyrelsen, 2019).</w:t>
+        <w:t xml:space="preserve"> (SLU Artdatabanken, 2026; Nitare &amp; Skogsstyrelsen, 2019).</w:t>
       </w:r>
     </w:p>
     <w:p>
@@ -622,7 +631,39 @@
     </w:p>
     <w:p>
       <w:r>
-        <w:t xml:space="preserve">Lunglav (NT) är en av vårt lands främsta signalarter som överallt indikerar gamla lövträd, skogsbestånd med höga naturvärden och ekosystem med lång skoglig kontinuitet. Lokalt kan förekomsten vara mycket riklig men den hittas nästan enbart i gamla och ej slutavverkade skogar. Artens samtliga förekomster bör uppmärksammas från naturvårdssynpunkt, då många lokaler även hyser andra ovanliga och rödlistade arter. Rikliga förekomster bör skyddas med biotopskydd, frivilliga avsättningar eller reservat. Lunglav är typisk art för </w:t>
+        <w:t xml:space="preserve">Lunglav (NT) är en av vårt lands främsta signalarter som överallt indikerar gamla lövträd, skogsbestånd med höga naturvärden och ekosystem med lång skoglig kontinuitet. Lokalt kan förekomsten vara mycket riklig men den hittas nästan enbart i gamla och ej slutavverkade skogar. Artens samtliga förekomster bör uppmärksammas från naturvårdssynpunkt, då många lokaler även hyser andra ovanliga och rödlistade arter, däribland de sällsynta lavparasiterna lunglavshårprick (CR), </w:t>
+      </w:r>
+      <w:r>
+        <w:rPr>
+          <w:i/>
+        </w:rPr>
+        <w:t>Abrothallus diederichii</w:t>
+      </w:r>
+      <w:r>
+        <w:t xml:space="preserve"> (VU), </w:t>
+      </w:r>
+      <w:r>
+        <w:rPr>
+          <w:i/>
+        </w:rPr>
+        <w:t>Abrothallus lobariae</w:t>
+      </w:r>
+      <w:r>
+        <w:t xml:space="preserve"> (VU), </w:t>
+      </w:r>
+      <w:r>
+        <w:rPr>
+          <w:i/>
+        </w:rPr>
+        <w:t>Calycina lobariae</w:t>
+      </w:r>
+      <w:r>
+        <w:t xml:space="preserve"> (VU), lunglavsknapp (VU) och skrovelmössing (VU), som växer på lunglav. Rikliga förekomster med lunglav bör skyddas med biotopskydd, frivilliga avsättningar eller reservat (SLU Artdatabanken, 2026; Nitare &amp; Skogsstyrelsen, 2019).</w:t>
+      </w:r>
+    </w:p>
+    <w:p>
+      <w:r>
+        <w:t xml:space="preserve">Lunglav är typisk art för </w:t>
       </w:r>
       <w:r>
         <w:rPr>
@@ -640,57 +681,7 @@
         <w:t xml:space="preserve"> 6530 Lövängar</w:t>
       </w:r>
       <w:r>
-        <w:t xml:space="preserve"> (SLU Artdatabanken, 2024; Nitare &amp; Skogsstyrelsen, 2019).</w:t>
-      </w:r>
-    </w:p>
-    <w:p>
-      <w:r>
-        <w:t xml:space="preserve">På lunglav kan man sällsynt finna små svarta skivlika bildningar som liknar apothecier men som är en parasitisk svamp, Lunglavsknapp </w:t>
-      </w:r>
-      <w:r>
-        <w:rPr>
-          <w:i/>
-        </w:rPr>
-        <w:t>Plectocarpon lichenum</w:t>
-      </w:r>
-      <w:r>
-        <w:t xml:space="preserve"> (VU). Det finns ytterligare ett antal parasiter vilka bara förekommer på lunglav: Skrovelmössing </w:t>
-      </w:r>
-      <w:r>
-        <w:rPr>
-          <w:i/>
-        </w:rPr>
-        <w:t>Dactylospora lobariella</w:t>
-      </w:r>
-      <w:r>
-        <w:t xml:space="preserve"> (rödlistad som Kunskapsbrist DD) och Lunglavshårprick </w:t>
-      </w:r>
-      <w:r>
-        <w:rPr>
-          <w:i/>
-        </w:rPr>
-        <w:t>Niesslia lobariae</w:t>
-      </w:r>
-      <w:r>
-        <w:t xml:space="preserve"> (rödlistad som Kunskapsbrist DD). Skrovelmössing (DD) har små svarta apothecier och bruna, 1-septerade sporer och Lunglavshårprick (DD) har brunhåriga perithecier och färglösa, 1-septerade sporer. Nyligen har ytterligare två lavparasiter påträffats i Sverige som växer på lunglav: </w:t>
-      </w:r>
-      <w:r>
-        <w:rPr>
-          <w:i/>
-        </w:rPr>
-        <w:t>Calycina alstrupii</w:t>
-      </w:r>
-      <w:r>
-        <w:t xml:space="preserve"> (NA) och </w:t>
-      </w:r>
-      <w:r>
-        <w:rPr>
-          <w:i/>
-        </w:rPr>
-        <w:t>Chalara lobariae</w:t>
-      </w:r>
-      <w:r>
-        <w:t xml:space="preserve"> (NA) (SLU Artdatabanken, 2025; SLU Artdatabanken, 2024; Nitare &amp; Skogsstyrelsen, 2019).</w:t>
+        <w:t xml:space="preserve"> (SLU Artdatabanken, 2026).</w:t>
       </w:r>
     </w:p>
     <w:p>
@@ -717,7 +708,7 @@
     </w:p>
     <w:p>
       <w:r>
-        <w:t xml:space="preserve">SLU Artdatabanken, 2024. </w:t>
+        <w:t xml:space="preserve">SLU Artdatabanken, 2026. </w:t>
       </w:r>
       <w:r>
         <w:rPr>
@@ -727,20 +718,6 @@
       </w:r>
       <w:r>
         <w:t>SLU Artdatabanken, Uppsala.</w:t>
-      </w:r>
-    </w:p>
-    <w:p>
-      <w:r>
-        <w:t xml:space="preserve">SLU Artdatabanken, 2025. </w:t>
-      </w:r>
-      <w:r>
-        <w:rPr>
-          <w:i/>
-        </w:rPr>
-        <w:t xml:space="preserve">Över 20 nya lavparasiter för Sverige. </w:t>
-      </w:r>
-      <w:r>
-        <w:t>https://www.slu.se/artdatabanken/arter-och-natur/artiklar/over-20-nya-lavparasiter-for-sverige/</w:t>
       </w:r>
     </w:p>
     <w:sectPr>
@@ -871,7 +848,7 @@
     <w:r>
       <w:tab/>
       <w:tab/>
-      <w:t>2026-04-06</w:t>
+      <w:t>2026-04-07</w:t>
       <w:br/>
       <w:br/>
     </w:r>

--- a/klagomål/A 58115-2025 FSC-klagomål.docx
+++ b/klagomål/A 58115-2025 FSC-klagomål.docx
@@ -848,7 +848,7 @@
     <w:r>
       <w:tab/>
       <w:tab/>
-      <w:t>2026-04-07</w:t>
+      <w:t>2026-04-08</w:t>
       <w:br/>
       <w:br/>
     </w:r>

--- a/klagomål/A 58115-2025 FSC-klagomål.docx
+++ b/klagomål/A 58115-2025 FSC-klagomål.docx
@@ -848,7 +848,7 @@
     <w:r>
       <w:tab/>
       <w:tab/>
-      <w:t>2026-04-08</w:t>
+      <w:t>2026-04-09</w:t>
       <w:br/>
       <w:br/>
     </w:r>

--- a/klagomål/A 58115-2025 FSC-klagomål.docx
+++ b/klagomål/A 58115-2025 FSC-klagomål.docx
@@ -848,7 +848,7 @@
     <w:r>
       <w:tab/>
       <w:tab/>
-      <w:t>2026-04-09</w:t>
+      <w:t>2026-04-10</w:t>
       <w:br/>
       <w:br/>
     </w:r>

--- a/klagomål/A 58115-2025 FSC-klagomål.docx
+++ b/klagomål/A 58115-2025 FSC-klagomål.docx
@@ -848,7 +848,7 @@
     <w:r>
       <w:tab/>
       <w:tab/>
-      <w:t>2026-04-10</w:t>
+      <w:t>2026-04-11</w:t>
       <w:br/>
       <w:br/>
     </w:r>

--- a/klagomål/A 58115-2025 FSC-klagomål.docx
+++ b/klagomål/A 58115-2025 FSC-klagomål.docx
@@ -848,7 +848,7 @@
     <w:r>
       <w:tab/>
       <w:tab/>
-      <w:t>2026-04-11</w:t>
+      <w:t>2026-04-12</w:t>
       <w:br/>
       <w:br/>
     </w:r>
